--- a/program/산출물양식/[데이터 수집 및 저장] 수집 데이터 보고서_2차_여행.docx
+++ b/program/산출물양식/[데이터 수집 및 저장] 수집 데이터 보고서_2차_여행.docx
@@ -1238,7 +1238,7 @@
                 <w:szCs w:val="20"/>
                 <w:rtl w:val="0"/>
               </w:rPr>
-              <w:t>여행 일정 등록 시 장소 검증과 Activity 후보 확인. 수집 건수는 정식 수집 후 집계한다. 키워드검색으로 A01 자연·A02 인문·A03 레포츠·A04 쇼핑 분류를 확인했고(2026-09-10), detailIntro2로 운영시간·휴무일·이용요금을 추가 확보한다(팀원 조사).</w:t>
+              <w:t>여행 일정 등록 시 장소를 검증하고 액티비티 후보를 확인한다. 수집 건수는 정식 수집 후 집계한다. 키워드검색으로 A01 자연·A02 인문·A03 레포츠·A04 쇼핑 분류를 확인했고(2026-09-10), detailIntro2로 운영시간·휴무일·이용요금을 추가 확보한다(팀원 조사).</w:t>
             </w:r>
             <w:r/>
           </w:p>
@@ -1448,7 +1448,7 @@
                 <w:szCs w:val="20"/>
                 <w:rtl w:val="0"/>
               </w:rPr>
-              <w:t>Activity 감시 입력. 시연은 Mock 기본 + 실물 조회 확인; 저장 예보 재생은 재생으로 표시</w:t>
+              <w:t>액티비티 감시 입력으로 사용한다. 시연은 모의 데이터를 기본으로 사용하고 실제 API 조회도 확인한다. 저장된 예보를 재생하는 경우에는 재생 자료임을 표시한다.</w:t>
             </w:r>
           </w:p>
         </w:tc>
@@ -1655,7 +1655,7 @@
                 <w:szCs w:val="20"/>
                 <w:rtl w:val="0"/>
               </w:rPr>
-              <w:t>Activity·Dining의 입력으로 사용한다. 소량 호출 또는 Mock을 사용한다. 현재 대기·혼잡은 파악할 수 없는 값이므로 판정 입력에서 제외한다. TourAPI로 선별한 후보만 1단계 매칭과 2단계 영업상태 재확인 순으로 조회한다. 요청 필드가 Pro 등급 이하라 월 5,000건까지 무료이며, 후보 1,000곳 이하, 재검증 주 1회 이하 가정이면 월 4,000건으로 무료 한도 안이다(팀원 조사, 추정).</w:t>
+              <w:t>액티비티·식사 검증의 입력으로 사용한다. API를 소량 호출하거나 모의 데이터를 사용한다. 현재 대기·혼잡은 파악할 수 없는 값이므로 판정 입력에서 제외한다. TourAPI로 선별한 후보만 1단계 매칭과 2단계 영업상태 재확인 순으로 조회한다. 요청 필드가 Pro 등급 이하라 월 5,000건까지 무료이며, 후보 1,000곳 이하, 재검증 주 1회 이하 가정이면 월 4,000건으로 무료 한도 안이다(팀원 조사, 추정).</w:t>
             </w:r>
             <w:r/>
           </w:p>
@@ -1863,7 +1863,7 @@
                 <w:szCs w:val="20"/>
                 <w:rtl w:val="0"/>
               </w:rPr>
-              <w:t>코어 검증·Mobility·(3) 출발 안내. 이동 시간·경로 조회는 아직 연동 전이다. 연동 뒤 1차 소스가 실패하면 대체 소스로 값을 채운다</w:t>
+              <w:t>공통 일정 검증·이동 검증·(3) 출발 안내에 사용한다. 이동 시간·경로 조회는 아직 연동 전이다. 연동 뒤 1차 소스가 실패하면 대체 소스에서 값을 확보한다. 대체 소스까지 실패하면 서버를 중단한다.</w:t>
             </w:r>
           </w:p>
         </w:tc>
@@ -2070,7 +2070,7 @@
                 <w:szCs w:val="20"/>
                 <w:rtl w:val="0"/>
               </w:rPr>
-              <w:t>감시 관측·변화 이력 표에 저장. 무료 소스는 최소 84초·기본 2분, 유료 Places는 주 1회 이하; 카탈로그 전수 폴링 제외</w:t>
+              <w:t>감시 관측·변화 이력 표에 저장한다. 무료 소스의 조회 주기는 최소 84초·기본 2분이고, 유료 Places는 주 1회 이하로 조회한다. 카탈로그 전체를 주기적으로 조회하지 않는다.</w:t>
             </w:r>
           </w:p>
         </w:tc>
@@ -2197,7 +2197,7 @@
                 <w:szCs w:val="20"/>
                 <w:rtl w:val="0"/>
               </w:rPr>
-              <w:t>서울 활동의 취소 기한·위약금율·우천 규정 등 잘 변하지 않는 문서</w:t>
+              <w:t>서울 활동의 취소 기한·위약금률·우천 규정 등 잘 변하지 않는 문서</w:t>
             </w:r>
           </w:p>
         </w:tc>
@@ -2277,7 +2277,7 @@
                 <w:szCs w:val="20"/>
                 <w:rtl w:val="0"/>
               </w:rPr>
-              <w:t>Activity·Booking Handoff 근거. 여행 코퍼스 전량 교체 대상이며 확보량은 수집 후 집계한다</w:t>
+              <w:t>Activity·Dining·Mobility 근거(Booking Handoff는 MVP 다음). 여행 코퍼스 전량 교체 대상이며 확보량은 수집 후 집계한다</w:t>
             </w:r>
           </w:p>
         </w:tc>
@@ -2444,47 +2444,47 @@
                 <w:szCs w:val="20"/>
                 <w:rtl w:val="0"/>
               </w:rPr>
-              <w:t>Trip·항목 조건을 보존하고 업체 건의 대안·차액·변경 링크를 정리한다</w:t>
-            </w:r>
-          </w:p>
-        </w:tc>
-        <w:tc>
-          <w:tcPr>
-            <w:tcBorders>
-              <w:top w:color="bfbfbf" w:space="0" w:sz="8" w:val="single"/>
-              <w:left w:color="bfbfbf" w:space="0" w:sz="8" w:val="single"/>
-              <w:bottom w:color="bfbfbf" w:space="0" w:sz="8" w:val="single"/>
-              <w:right w:color="bfbfbf" w:space="0" w:sz="8" w:val="single"/>
-            </w:tcBorders>
-            <w:tcMar>
-              <w:top w:w="100.0" w:type="dxa"/>
-              <w:left w:w="140.0" w:type="dxa"/>
-              <w:bottom w:w="100.0" w:type="dxa"/>
-              <w:right w:w="140.0" w:type="dxa"/>
-            </w:tcMar>
-            <w:vAlign w:val="center"/>
-          </w:tcPr>
-          <w:p>
-            <w:pPr>
-              <w:jc w:val="center"/>
-              <w:rPr>
-                <w:rFonts w:ascii="Malgun Gothic" w:cs="Malgun Gothic" w:eastAsia="Malgun Gothic" w:hAnsi="Malgun Gothic"/>
-                <w:b w:val="0"/>
-                <w:bCs w:val="0"/>
-                <w:sz w:val="20"/>
-                <w:szCs w:val="20"/>
-              </w:rPr>
-            </w:pPr>
-            <w:r>
-              <w:rPr>
-                <w:rFonts w:ascii="맑은 고딕" w:cs="Malgun Gothic" w:eastAsia="Malgun Gothic" w:hAnsi="맑은 고딕"/>
-                <w:b w:val="0"/>
-                <w:bCs w:val="0"/>
-                <w:sz w:val="18"/>
-                <w:szCs w:val="20"/>
-                <w:rtl w:val="0"/>
-              </w:rPr>
-              <w:t>지식 문서 표 활용 계획. 변동 영업정보는 API로 조회; 무료·무예약 활동도 Activity 범위</w:t>
+              <w:t>여행 전체와 개별 일정 항목의 조건을 보존하고, 업체 예약의 대안·차액·변경 링크를 정리한다.</w:t>
+            </w:r>
+          </w:p>
+        </w:tc>
+        <w:tc>
+          <w:tcPr>
+            <w:tcBorders>
+              <w:top w:color="bfbfbf" w:space="0" w:sz="8" w:val="single"/>
+              <w:left w:color="bfbfbf" w:space="0" w:sz="8" w:val="single"/>
+              <w:bottom w:color="bfbfbf" w:space="0" w:sz="8" w:val="single"/>
+              <w:right w:color="bfbfbf" w:space="0" w:sz="8" w:val="single"/>
+            </w:tcBorders>
+            <w:tcMar>
+              <w:top w:w="100.0" w:type="dxa"/>
+              <w:left w:w="140.0" w:type="dxa"/>
+              <w:bottom w:w="100.0" w:type="dxa"/>
+              <w:right w:w="140.0" w:type="dxa"/>
+            </w:tcMar>
+            <w:vAlign w:val="center"/>
+          </w:tcPr>
+          <w:p>
+            <w:pPr>
+              <w:jc w:val="center"/>
+              <w:rPr>
+                <w:rFonts w:ascii="Malgun Gothic" w:cs="Malgun Gothic" w:eastAsia="Malgun Gothic" w:hAnsi="Malgun Gothic"/>
+                <w:b w:val="0"/>
+                <w:bCs w:val="0"/>
+                <w:sz w:val="20"/>
+                <w:szCs w:val="20"/>
+              </w:rPr>
+            </w:pPr>
+            <w:r>
+              <w:rPr>
+                <w:rFonts w:ascii="맑은 고딕" w:cs="Malgun Gothic" w:eastAsia="Malgun Gothic" w:hAnsi="맑은 고딕"/>
+                <w:b w:val="0"/>
+                <w:bCs w:val="0"/>
+                <w:sz w:val="18"/>
+                <w:szCs w:val="20"/>
+                <w:rtl w:val="0"/>
+              </w:rPr>
+              <w:t>지식 문서 표를 활용할 계획이다. 변동하는 영업정보는 API로 조회한다. 무료·무예약 활동도 액티비티 처리 범위에 포함한다.</w:t>
             </w:r>
           </w:p>
         </w:tc>
@@ -2898,47 +2898,47 @@
                 <w:szCs w:val="20"/>
                 <w:rtl w:val="0"/>
               </w:rPr>
-              <w:t>(1)변경(생성 포함) (2)여행·하루 시작 (3)항목 출발 안내 시험. (2)·(3)은 Case·LLM 없이 문구틀 사용 계획</w:t>
-            </w:r>
-          </w:p>
-        </w:tc>
-        <w:tc>
-          <w:tcPr>
-            <w:tcBorders>
-              <w:top w:color="bfbfbf" w:space="0" w:sz="8" w:val="single"/>
-              <w:left w:color="bfbfbf" w:space="0" w:sz="8" w:val="single"/>
-              <w:bottom w:color="bfbfbf" w:space="0" w:sz="8" w:val="single"/>
-              <w:right w:color="bfbfbf" w:space="0" w:sz="8" w:val="single"/>
-            </w:tcBorders>
-            <w:tcMar>
-              <w:top w:w="100.0" w:type="dxa"/>
-              <w:left w:w="140.0" w:type="dxa"/>
-              <w:bottom w:w="100.0" w:type="dxa"/>
-              <w:right w:w="140.0" w:type="dxa"/>
-            </w:tcMar>
-            <w:vAlign w:val="center"/>
-          </w:tcPr>
-          <w:p>
-            <w:pPr>
-              <w:jc w:val="center"/>
-              <w:rPr>
-                <w:rFonts w:ascii="Malgun Gothic" w:cs="Malgun Gothic" w:eastAsia="Malgun Gothic" w:hAnsi="Malgun Gothic"/>
-                <w:b w:val="0"/>
-                <w:bCs w:val="0"/>
-                <w:sz w:val="20"/>
-                <w:szCs w:val="20"/>
-              </w:rPr>
-            </w:pPr>
-            <w:r>
-              <w:rPr>
-                <w:rFonts w:ascii="맑은 고딕" w:cs="Malgun Gothic" w:eastAsia="Malgun Gothic" w:hAnsi="맑은 고딕"/>
-                <w:b w:val="0"/>
-                <w:bCs w:val="0"/>
-                <w:sz w:val="18"/>
-                <w:szCs w:val="20"/>
-                <w:rtl w:val="0"/>
-              </w:rPr>
-              <w:t>(추정) 자체 생성 목표 10개, 완료 건수는 생성 후 집계한다. DoD 26항목(자동 20·아키텍처 4·측정 2)의 여행 평가 입력</w:t>
+              <w:t>(1)변경(생성 포함) (2)여행·하루 시작 (3)항목 출발 안내를 시험한다. (2)·(3)이 사건을 생성하지 않는지 확인한다. 안내 문구는 문구틀·언어별로 최초 한 번 고객 언어로 생성한 뒤 재사용한다.</w:t>
+            </w:r>
+          </w:p>
+        </w:tc>
+        <w:tc>
+          <w:tcPr>
+            <w:tcBorders>
+              <w:top w:color="bfbfbf" w:space="0" w:sz="8" w:val="single"/>
+              <w:left w:color="bfbfbf" w:space="0" w:sz="8" w:val="single"/>
+              <w:bottom w:color="bfbfbf" w:space="0" w:sz="8" w:val="single"/>
+              <w:right w:color="bfbfbf" w:space="0" w:sz="8" w:val="single"/>
+            </w:tcBorders>
+            <w:tcMar>
+              <w:top w:w="100.0" w:type="dxa"/>
+              <w:left w:w="140.0" w:type="dxa"/>
+              <w:bottom w:w="100.0" w:type="dxa"/>
+              <w:right w:w="140.0" w:type="dxa"/>
+            </w:tcMar>
+            <w:vAlign w:val="center"/>
+          </w:tcPr>
+          <w:p>
+            <w:pPr>
+              <w:jc w:val="center"/>
+              <w:rPr>
+                <w:rFonts w:ascii="Malgun Gothic" w:cs="Malgun Gothic" w:eastAsia="Malgun Gothic" w:hAnsi="Malgun Gothic"/>
+                <w:b w:val="0"/>
+                <w:bCs w:val="0"/>
+                <w:sz w:val="20"/>
+                <w:szCs w:val="20"/>
+              </w:rPr>
+            </w:pPr>
+            <w:r>
+              <w:rPr>
+                <w:rFonts w:ascii="맑은 고딕" w:cs="Malgun Gothic" w:eastAsia="Malgun Gothic" w:hAnsi="맑은 고딕"/>
+                <w:b w:val="0"/>
+                <w:bCs w:val="0"/>
+                <w:sz w:val="18"/>
+                <w:szCs w:val="20"/>
+                <w:rtl w:val="0"/>
+              </w:rPr>
+              <w:t>(추정) 자체 생성 목표 10개, 완료 건수는 생성 후 집계한다. 완료 기준 26항목(자동 20·아키텍처 4·측정 2)을 검증하기 위한 여행 평가 입력이다.</w:t>
             </w:r>
           </w:p>
         </w:tc>
@@ -3025,7 +3025,7 @@
                 <w:szCs w:val="20"/>
                 <w:rtl w:val="0"/>
               </w:rPr>
-              <w:t>Mock 예약 원장·위임 범위·차액·위약금·보상 거래 실패 입력</w:t>
+              <w:t>모의 예약 원장과 위임 범위·차액·위약금·보상 거래 실패에 관한 시험 입력</w:t>
             </w:r>
           </w:p>
         </w:tc>
@@ -3105,7 +3105,7 @@
                 <w:szCs w:val="20"/>
                 <w:rtl w:val="0"/>
               </w:rPr>
-              <w:t>Booking Handoff 시연 계획. 모의 공급자에서만 자동 실행을 허용하는 구분은 아직 구현 전이다</w:t>
+              <w:t>Booking Handoff 시연 계획(MVP 다음). 모의 공급자에서만 자동 실행을 허용하는 구분은 아직 구현 전이다</w:t>
             </w:r>
           </w:p>
         </w:tc>
@@ -3187,7 +3187,7 @@
           </w:tcPr>
           <w:p>
             <w:r>
-              <w:t>Dining 일정 검증(영업시간 대조)</w:t>
+              <w:t>식사 일정 검증(영업시간 대조)</w:t>
             </w:r>
           </w:p>
         </w:tc>
@@ -3197,7 +3197,7 @@
           </w:tcPr>
           <w:p>
             <w:r>
-              <w:t>캐치테이블 비공식 API. 약관상 상업적 대량 수집 금지로 PoC 한정</w:t>
+              <w:t>캐치테이블 비공식 API. 약관상 상업적 대량 수집이 금지되어 개념 검증에 한정해 사용한다.</w:t>
             </w:r>
           </w:p>
         </w:tc>
@@ -3229,7 +3229,7 @@
           </w:tcPr>
           <w:p>
             <w:r>
-              <w:t>외국인이 실제 방문하는 식당 모집단 확보</w:t>
+              <w:t>외국인 여행자의 식당 이용을 검토하기 위한 후보군 확보</w:t>
             </w:r>
           </w:p>
         </w:tc>
@@ -3239,7 +3239,7 @@
           </w:tcPr>
           <w:p>
             <w:r>
-              <w:t>Dining 대체 후보 선별</w:t>
+              <w:t>식사 장소의 대체 후보 선별</w:t>
             </w:r>
           </w:p>
         </w:tc>
@@ -3828,7 +3828,7 @@
                 <w:szCs w:val="20"/>
                 <w:rtl w:val="0"/>
               </w:rPr>
-              <w:t>☑ 공공 무료(TourAPI·기상청) + 상용 유료(Places·Routes: 단가 공개 · 사용량은 계측 후 기록 · Mock 허용)</w:t>
+              <w:t>☑ 무료 공공 API(TourAPI·기상청)와 유료 상용 API(Places·Routes)를 호출한다. 상용 API의 단가는 공개되어 있으며, 사용량은 측정 후 기록한다. 시연에는 모의 데이터도 허용한다.</w:t>
             </w:r>
           </w:p>
         </w:tc>
@@ -3998,7 +3998,7 @@
                 <w:szCs w:val="20"/>
                 <w:rtl w:val="0"/>
               </w:rPr>
-              <w:t>☑ 인허가 CSV 파일 다운로드, 공개 규정 문서 선별·RAG 적재 (여행분 교체 대상)</w:t>
+              <w:t>☑ 인허가 CSV 파일을 다운로드하고 공개 규정 문서를 선별해 검색용으로 적재한다. 기존 문서 자료는 여행 자료로 교체한다.</w:t>
             </w:r>
           </w:p>
         </w:tc>
@@ -4390,7 +4390,7 @@
                 <w:szCs w:val="20"/>
                 <w:rtl w:val="0"/>
               </w:rPr>
-              <w:t>감시 루프(계획서에 걸린 대상만, 최소 84초·기본 2분, 소스별 주기는 연동 후 정한다)와 배달 루프(발송 대기열 처리기)가 따로 돈다. 지금은 로컬 주기 실행이며 요식업장 수집 스크립트는 수동 실행이다. 운영 전환 때 인허가는 일 1회, 매장 상세는 주 1회 갱신한다(팀원 계획). 2분 주기는 무료 소스에만 쓰고 유료 Places 영업상태 재확인은 주 1회 이하로 둔다</w:t>
+              <w:t>여행계획서에 포함된 대상만 확인하는 감시 작업과 발송 대기열을 처리하는 알림 발송 작업을 별도로 실행한다. 감시 주기는 최소 84초·기본 2분이며, 소스별 주기는 연동 후 정한다. 지금은 로컬 주기 실행이며 요식업장 수집 스크립트는 수동 실행이다. 운영 전환 때 인허가는 일 1회, 매장 상세는 주 1회 갱신한다(팀원 계획). 2분 주기는 무료 소스에만 쓰고 유료 Places 영업상태 재확인은 주 1회 이하로 둔다</w:t>
             </w:r>
           </w:p>
         </w:tc>
@@ -4470,7 +4470,7 @@
                 <w:szCs w:val="20"/>
                 <w:rtl w:val="0"/>
               </w:rPr>
-              <w:t>조회가 실패하면 대체 소스에서 값을 확보한다. 대체 소스 조회까지 실패하면 치명적 결함으로 처리하고 서버를 중단한다(v11 §4-D, 결정 15). 값을 지어내지 않는다. 알림 중복은 발송 대기열의 유일 제약(테넌트, 주제, 중복 방지 키)으로 막는다. 묶음 조정은 부분 반영 없이 실패 근거를 사람에게 인계한다(§6-C). 요식업장 수집에는 요청 간격 0.5초와 실패 시 3회 재시도 방식을 적용한 것으로 보고한다. 재시도 대기 시간은 3초, 6초로 늘리는 방식을 적용한다. 개별 매장 조회가 실패하면 해당 건만 건너뛰고 로그를 기록한다. 원본 JSON을 먼저 저장한 뒤 CSV를 생성한다. TourAPI·Places 수집의 예외 처리는 담당 팀원 보고서 기준 아직 정하지 않았으며 코드 구현 단계에서 정한다</w:t>
+              <w:t>조회가 실패하면 대체 소스에서 값을 확보한다. 대체 소스 조회까지 실패하면 치명적 결함으로 처리하고 서버를 중단한다(v11 §4-D, 결정 15). 값을 지어내지 않는다. 알림 중복은 발송 대기열의 유일 제약(테넌트, 주제, 중복 방지 키)으로 막는다. 묶음 조정은 부분 반영 없이 실패 근거를 사람에게 인계한다(§6-C). 요식업장 수집에는 요청 간격 0.5초와 실패 시 3회 재시도 방식을 적용한 것으로 보고한다. 재시도 대기 시간은 3초, 6초로 늘리는 방식을 적용한다. 수동 수집 스크립트는 개별 매장 조회가 실패하면 해당 건을 건너뛰고 로그를 기록한다. 서비스 운영 중 판정에 필요한 값을 조회할 때는 앞서 명시한 대체 소스·서버 중단 원칙을 따른다. 원본 JSON을 먼저 저장한 뒤 CSV를 생성한다. TourAPI·Places 수집의 세부 예외 처리 방식은 담당 팀원 보고서 기준 아직 정하지 않았다. 코드 구현 시에는 필요한 값을 대체 소스에서 확보하고, 대체 소스까지 실패하면 서버를 중단하는 원칙을 적용한다.</w:t>
             </w:r>
           </w:p>
         </w:tc>
@@ -4571,7 +4571,7 @@
           <w:color w:val="808080"/>
           <w:rtl w:val="0"/>
         </w:rPr>
-        <w:t>요식업장 데이터 수집은 지역명을 지역코드로 변환하는 단계부터 진행한다. 캐치테이블은 지역별 상위 100곳, 트립어드바이저는 반경 내 1,000곳 중 리뷰 수 상위 100곳의 목록을 수집한다. 매장별 상세 정보를 0.5초 간격으로 조회한다. 원본 JSON을 저장한 뒤 이를 바탕으로 CSV를 생성한다. 해당 수집 절차는 완료한 상태로 보고한다. 인허가 CSV는 좌표를 EPSG:5174에서 WGS84로 변환한 뒤 지정 반경 안의 행만 추출한 상태로 보고한다. 세 소스의 교차 매칭은 좌표 80m와 이름 유사도 0.75를 기준으로 완료한 상태로 보고한다. TourAPI는 키워드검색(searchKeyword2)으로 응답 구조를 확인했고, detailIntro2로 운영시간·휴무일·이용요금을 추가 조회한다. Google Places는 TourAPI 후보에 한해 Text Search로 한 번 매칭하고, Place Details로 영업상태를 주 1회 이하 재확인한다.</w:t>
+        <w:t>요식업장 데이터 수집은 지역명을 지역코드로 변환하는 단계부터 진행한다. 캐치테이블은 지역별 상위 100곳, 트립어드바이저는 반경 내 1,000곳 중 리뷰 수 상위 100곳의 목록을 수집한다. 매장별 상세 정보를 0.5초 간격으로 조회한다. 원본 JSON을 저장한 뒤 이를 바탕으로 CSV를 생성한다. 해당 수집 절차는 완료한 상태로 보고한다. 인허가 CSV는 좌표를 EPSG:5174에서 WGS84로 변환한 뒤 지정 반경 안의 행만 추출한 상태로 보고한다. 세 소스의 교차 매칭은 장소 간 거리 80m와 이름 유사도 0.75를 기준으로 완료했다. TourAPI는 키워드검색(searchKeyword2)으로 응답 구조를 확인했고, detailIntro2로 운영시간·휴무일·이용요금을 추가 조회한다. Google Places는 TourAPI 후보에 한해 Text Search로 한 번 매칭하고, Place Details로 영업상태를 주 1회 이하 재확인한다.</w:t>
       </w:r>
     </w:p>
     <w:p>
@@ -5706,7 +5706,7 @@
                 <w:szCs w:val="20"/>
                 <w:rtl w:val="0"/>
               </w:rPr>
-              <w:t xml:space="preserve"> 정의 존재. 여행 안의 예약 한 건의 장소·시작 시각·인원·정원·금액을 담는다</w:t>
+              <w:t xml:space="preserve"> 데이터 구조가 정의되어 있다. 여행에 포함된 개별 예약의 장소·시작 시각·인원·정원·금액을 저장한다.</w:t>
             </w:r>
           </w:p>
         </w:tc>
@@ -6120,7 +6120,7 @@
                 <w:szCs w:val="20"/>
                 <w:rtl w:val="0"/>
               </w:rPr>
-              <w:t xml:space="preserve"> 정의 존재. 매 폴링 관측과 판정 관련 필드 해시. (tenant_id, target_kind, target_id, observed_at) 유일</w:t>
+              <w:t xml:space="preserve"> 데이터 구조가 정의되어 있다. 주기적으로 조회한 관측값과 판정 관련 필드의 해시값을 저장한다. (tenant_id, target_kind, target_id, observed_at) 유일</w:t>
             </w:r>
           </w:p>
         </w:tc>
@@ -6327,7 +6327,7 @@
                 <w:szCs w:val="20"/>
                 <w:rtl w:val="0"/>
               </w:rPr>
-              <w:t xml:space="preserve"> 데이터 구조 정의는 완료한 상태로 관리한다. 변화 비교용 해시값의 변경 전후 정보·영향받은 예약·통지 기록을 저장한다. 통지 기록과 수신·열람 확인을 구분한다.</w:t>
+              <w:t xml:space="preserve"> 데이터 구조 정의는 완료한 상태로 관리한다. 관측값의 변경 전후 정보·영향받은 예약·통지 기록을 저장한다. 통지 기록과 수신·열람 확인을 구분한다.</w:t>
             </w:r>
           </w:p>
         </w:tc>
@@ -7155,7 +7155,7 @@
                 <w:szCs w:val="20"/>
                 <w:rtl w:val="0"/>
               </w:rPr>
-              <w:t>(미구현) 마이그레이션 없음. 무료·무예약 항목도 시작·끝·장소·비용·잠김을 보존하며 예약은 선택 정보</w:t>
+              <w:t>데이터베이스 반영 작업은 아직 구현하지 않았다. 무료·무예약 항목도 시작·종료 시각, 장소, 비용, 변경 잠금 여부를 보존하도록 설계한다. 예약 정보는 선택 사항이다.</w:t>
             </w:r>
           </w:p>
         </w:tc>
@@ -7362,7 +7362,7 @@
                 <w:szCs w:val="20"/>
                 <w:rtl w:val="0"/>
               </w:rPr>
-              <w:t>(미구현) 마이그레이션 없음. 여행 전체 조건과 항목 조건을 적용 범위 칸으로 구분해 한 표에 보존; 전체 조건과 항목 조건을 모두 만족해야 한다</w:t>
+              <w:t>데이터베이스 반영 작업은 아직 구현하지 않았다. 여행 전체 조건과 개별 일정 항목의 조건을 적용 범위 필드로 구분해 한 표에 저장하도록 설계한다. 일정은 두 범위의 조건을 모두 만족해야 한다.</w:t>
             </w:r>
           </w:p>
         </w:tc>
@@ -7569,7 +7569,7 @@
                 <w:szCs w:val="20"/>
                 <w:rtl w:val="0"/>
               </w:rPr>
-              <w:t>(미구현) 마이그레이션 없음. 다음 감시 시점 저장 설계; 012 관측 이력과 별개</w:t>
+              <w:t>데이터베이스 반영 작업은 아직 구현하지 않았다. 다음 감시 시점을 저장하도록 설계하며, 012 관측 이력과는 별도로 관리한다.</w:t>
             </w:r>
           </w:p>
         </w:tc>
@@ -8082,7 +8082,7 @@
                 <w:szCs w:val="20"/>
                 <w:rtl w:val="0"/>
               </w:rPr>
-              <w:t>품질 통과 기준은 수집 착수 전에 정한다. 확보량·검사량·품질 통과량·사용 가능량을 각각 집계한다. 예정량은 합산하지 않는다. 요식업장 기준 약 20,020건(수집 완료 3종 합계, 미수집 공휴일 제외): 캐치테이블 496곳(영업시간 496곳, 브레이크타임 267곳), 트립어드바이저 500곳(상위 150곳 상세 조회에서 영업상태 150곳, 가격대 129곳), 인허가 19,024곳(좌표 유효·지역 원 내부 68,380곳 중 영업/정상). 세 소스는 좌표 80m와 이름 유사도 0.75로 교차 매칭한다.</w:t>
+              <w:t>품질 통과 기준은 수집 착수 전에 정한다. 확보량·검사량·품질 통과량·사용 가능량을 각각 집계한다. 예정량은 합산하지 않는다. 요식업장 기준 약 20,020건은 수집 완료 3종의 합계이며, 품질 통과량이나 소스 간 중복을 제거한 고유 매장 수를 뜻하지 않는다. 미수집 공휴일을 제외한 구성은 다음과 같다: 캐치테이블 496곳(영업시간 496곳, 브레이크타임 267곳), 트립어드바이저 500곳(상위 150곳 상세 조회에서 영업상태 150곳, 가격대 129곳), 인허가 19,024곳(좌표 유효·지역 원 내부 68,380곳 중 영업/정상). 세 소스의 교차 매칭은 장소 간 거리 80m와 이름 유사도 0.75를 기준으로 완료했다.</w:t>
             </w:r>
             <w:r/>
           </w:p>
@@ -8226,7 +8226,7 @@
                 <w:szCs w:val="20"/>
                 <w:rtl w:val="0"/>
               </w:rPr>
-              <w:t>요식업장 수집분은 travel-data/(트립어드바이저·인허가 산출물), travel-data/raw/(인허가 원본 CSV 201MB), catchtable-cli/(캐치테이블)에 있다. 정리한 뒤 datasets/travel/&lt;이름&gt;/raw·processed·scripts·REPORT.md 로 옮긴다. PostgreSQL: 여행·예약 표, 장소 카탈로그·동기화 상태 표, 감시 관측·변화 이력 표, 장소의 공급자 신원 필드. RAG는 knowledge_documents·knowledge_chunks; Trip·일정 버전·항목·조건·감시 일정은 설계 (미구현)</w:t>
+              <w:t>요식업장 수집분은 travel-data/(트립어드바이저·인허가 산출물), travel-data/raw/(인허가 원본 CSV 201MB), catchtable-cli/(캐치테이블)에 있다. 정리한 뒤 datasets/travel/&lt;이름&gt;/raw·processed·scripts·REPORT.md 로 옮긴다. PostgreSQL에는 예약 표, 장소 카탈로그·동기화 상태 표, 감시 관측·변화 이력 표, 장소의 공급자 식별 필드가 정의되어 있다. 검색용 문서는 knowledge_documents·knowledge_chunks에 저장한다. 여행·일정 버전·항목·조건·감시 일정 표는 설계 단계이며 아직 구현하지 않았다.</w:t>
             </w:r>
           </w:p>
         </w:tc>
@@ -8783,7 +8783,7 @@
                 <w:szCs w:val="20"/>
                 <w:rtl w:val="0"/>
               </w:rPr>
-              <w:t>☐ 공개 ☑ 내부사용 한정  -  출처·확인 시각을 보존하고 계획서 링크·API 응답에서 표시 조건을 지킨다. 외부 응답의 재판매·범용 중계 권한은 별도로 확인한다. Mock·합성·저장 예보 재생은 현장 확인과 구별한다.</w:t>
+              <w:t>☐ 공개 ☑ 내부사용 한정  -  출처·확인 시각을 보존하고 계획서 링크·API 응답에서 표시 조건을 지킨다. 외부 응답의 재판매·범용 중계 권한은 별도로 확인한다. 모의 데이터·합성 데이터·저장된 예보의 재생은 현장에서 확인한 정보와 구별한다.</w:t>
             </w:r>
           </w:p>
         </w:tc>
@@ -8866,7 +8866,7 @@
                 <w:szCs w:val="20"/>
                 <w:rtl w:val="0"/>
               </w:rPr>
-              <w:t xml:space="preserve"> TourAPI·기상청은 무료 공개 API이나 이용 조건을 따른다. Places·Routes는 유료이며 사용량은 계측 후 기록한다. Places 서비스 약관(캐싱·저장 기간 제한, 리뷰 재게시 제한)은 담당 팀원이 다음 주에 검토한다. 리뷰 원문의 장기 저장·재배포 권한은 별도로 확인한다. 모델 입력 허용 범위는 자료별로 확인한다. 검토 결과는 자료별로 수집 착수 전에 기록한다. 캐치테이블 수집에는 비공식 API를 사용한다. 약관상 상업적 대량 수집을 금지하므로 PoC 검증에만 사용한다. 운영 전에는 제휴 또는 공식 소스로 전환한다. 트립어드바이저는 공식 API(Discover 플랜)이며 상업 이용 시 플랜 상향이 필요하다. 인허가·특일정보는 공공누리 제1유형이다. TourAPI 텍스트는 공공데이터포털 이용약관상 이용허락범위 제한이 없고, 사진은 공공누리 제1·3유형(출처표시·변경금지·CI·BI 사용 금지)을 따른다. 리뷰 본문·작성자 정보는 수집하지 않았다.</w:t>
+              <w:t xml:space="preserve"> TourAPI·기상청은 무료 공개 API이나 이용 조건을 따른다. Places·Routes는 유료이며 사용량은 계측 후 기록한다. Places 서비스 약관(캐싱·저장 기간 제한, 리뷰 재게시 제한)은 담당 팀원이 다음 주에 검토한다. 리뷰 원문의 장기 저장·재배포 권한은 별도로 확인한다. 모델 입력 허용 범위는 자료별로 확인한다. 검토 결과는 자료별로 수집 착수 전에 기록한다. 캐치테이블 수집에는 비공식 API를 사용한다. 약관상 상업적 대량 수집을 금지하므로 개념 검증에만 사용한다. 운영 전에는 제휴 또는 공식 소스로 전환한다. 트립어드바이저는 공식 API(Discover 플랜)이며 상업 이용 시 플랜 상향이 필요하다. 인허가·특일정보는 공공누리 제1유형이다. TourAPI 텍스트는 공공데이터포털 이용약관상 이용허락범위 제한이 없고, 사진은 공공누리 제1·3유형(출처표시·변경금지·CI·BI 사용 금지)을 따른다. 리뷰 본문·작성자 정보는 수집하지 않았다.</w:t>
             </w:r>
             <w:r/>
           </w:p>
@@ -9335,7 +9335,7 @@
                 <w:szCs w:val="20"/>
                 <w:rtl w:val="0"/>
               </w:rPr>
-              <w:t>장소 카탈로그는 테넌트·출처·콘텐츠 id 조합으로, 장소는 공급자 신원(출처 이름과 출처 콘텐츠 id)으로 식별한다. 관측은 대상·시각별로 보존한다. 변화 비교용 해시값이 달라진 관측만 별도로 분리한다. 같은 요청의 중복 처리는 서버가 확인한 대상 객체를 기준으로 막는다. 예약이 있으면 예약, 없으면 일정 항목이 기준이다.</w:t>
+              <w:t>장소 카탈로그는 고객 조직·출처·콘텐츠 식별자의 조합으로 식별한다. 장소는 공급자의 식별 정보인 출처 이름과 출처 콘텐츠 식별자로 구분한다. 관측은 대상·시각별로 보존한다. 변화 비교용 해시값이 달라진 관측만 별도로 분리한다. 같은 요청의 중복 처리는 서버가 확인한 대상 객체를 기준으로 막는다. 예약이 있으면 예약, 없으면 일정 항목이 기준이다.</w:t>
             </w:r>
           </w:p>
         </w:tc>
@@ -9422,7 +9422,7 @@
                 <w:szCs w:val="20"/>
                 <w:rtl w:val="0"/>
               </w:rPr>
-              <w:t>§6-C 자동 적용 탈락: (1)필수 조건 위반 (2)잠긴 예약 변경 (3)실행 권한·근거 부족. 통과안은 변경 항목 수, 추가 비용, 원래 일정과의 시간 차이(최대 이동량을 먼저 보고 같으면 합계), 되돌림 용이성 순으로 비교하며 동률은 정규화 후보 id로 결정한다. 적용에 실패하면 일부 변경도 반영하지 않고 실패 근거를 인계하도록 설계한다. 업체 변경이 필요하거나 미확정인 사항은 기존 확정 예약과 함께 표시하도록 설계한다.</w:t>
+              <w:t>§6-C 자동 적용 탈락: (1)필수 조건 위반 (2)잠긴 예약 변경 (3)실행 권한·근거 부족. 통과한 안은 변경 항목 수, 추가 비용, 원래 일정과의 시간 차이, 되돌림 용이성 순으로 비교한다. 시간 차이는 가장 크게 바뀐 항목의 차이를 먼저 비교하고, 같으면 전체 합계를 비교한다. 모든 기준이 같으면 정규화한 후보 식별자로 결정한다. 적용에 실패하면 일부 변경도 반영하지 않고 실패 근거를 인계하도록 설계한다. 업체 변경이 필요하거나 미확정인 사항은 기존 확정 예약과 함께 표시하도록 설계한다.</w:t>
             </w:r>
           </w:p>
         </w:tc>
@@ -9592,7 +9592,7 @@
                 <w:szCs w:val="20"/>
                 <w:rtl w:val="0"/>
               </w:rPr>
-              <w:t>공급자 수정 시각·수집 시각·예보 대상 시각·변화 감지 시각을 구분한다(timestamptz). 재조회 시각을 현장 관찰 시각으로 표시하지 않는다. 장소는 공급자 신원(출처 이름과 출처 콘텐츠 id)으로 정규화한다. Mock·합성 입력과 예상 결과를 구별하고, 과거 기상 재생은 저장 예보와 시뮬레이션 시각을 사용한다.</w:t>
+              <w:t>공급자 수정 시각·수집 시각·예보 대상 시각·변화 감지 시각을 구분한다(timestamptz). 재조회 시각을 현장 관찰 시각으로 표시하지 않는다. 장소는 공급자의 식별 정보인 출처 이름과 출처 콘텐츠 식별자로 정규화한다. 모의·합성 입력 데이터와 예상 결과를 구별한다. 과거 기상을 재생할 때는 저장된 예보와 시뮬레이션 시각을 사용한다.</w:t>
             </w:r>
           </w:p>
         </w:tc>
@@ -9679,7 +9679,7 @@
                 <w:szCs w:val="20"/>
                 <w:rtl w:val="0"/>
               </w:rPr>
-              <w:t>계획서 관련 대상만 무료 소스는 최소 84초·기본 2분, 유료 Places는 주 1회 이하로 감시하며 소스별 주기는 연동 후 정한다. Places의 오늘 포함 7일 정보는 현장 개점 확인이 아니다. 변경과 안내 시점을 각각 판정하고, 변경 통지는 적용 버전당 하나로 설계한다. 일정 변경 시 아직 발송하지 않은 출발 안내를 무효화하고 다시 산정한다. 발송 대기 알림의 중복 방지 기능을 검증한다. Routes 미구현 상태에서 경로·출발 시각을 지어내지 않는다.</w:t>
+              <w:t>여행계획서에 포함된 대상만 감시한다. 무료 소스의 조회 주기는 최소 84초·기본 2분이고, 유료 Places는 주 1회 이하로 조회한다. 소스별 세부 주기는 연동 후 정한다. Places의 오늘 포함 7일 정보는 현장 개점 확인이 아니다. 변경과 안내 시점을 각각 판정하고, 변경 통지는 적용 버전당 하나로 설계한다. 일정 변경 시 아직 발송하지 않은 출발 안내를 무효화하고 다시 산정한다. 발송 대기 알림의 중복 방지 기능을 검증한다. Routes 미구현 상태에서 경로·출발 시각을 지어내지 않는다.</w:t>
             </w:r>
           </w:p>
         </w:tc>
